--- a/docs/ARA-framework-v2.docx
+++ b/docs/ARA-framework-v2.docx
@@ -402,7 +402,7 @@
     <w:p>
       <w:pPr/>
       <w:r>
-        <w:t>A note on marine and reef systems: while ARA’s ecological rhythms and alignment principles apply to marine and reef environments, the specific examples throughout this paper are freshwater-centric. Marine and reef biology — including live rock microbial communities, coral health signals, protein skimming dynamics, and trace element cycling — involves expressions of these rhythms that differ substantially from freshwater contexts. Marine and reef keepers will find the framework’s analytical lens applicable, but should interpret the specific examples with this difference in mind.</w:t>
+        <w:t>A note on marine and reef systems: while ARA’s ecological rhythms and alignment principles apply to marine and reef environments, the specific examples throughout this paper are freshwater-centric. Marine and reef biology — including live rock microbial communities, coral health signals, protein skimming dynamics, and trace element cycling — involves expressions of these rhythms that differ substantially from freshwater contexts. Marine and reef keepers will find the framework’s analytical lens applicable, but should interpret the specific examples with this difference in mind. A structural translation of ARA's rhythms, phases, and domains into marine and reef contexts is provided in Appendix B of this paper.</w:t>
       </w:r>
     </w:p>
     <w:p>
@@ -1965,7 +1965,7 @@
         <w:rPr>
           <w:rtl w:val="0"/>
         </w:rPr>
-        <w:t xml:space="preserve">The constructs central to ARA, rhythm coherence, microbiome depth, ecological forgiveness, keeper capacity, system phase, are defined conceptually in this paper but have not been operationalised into validated measurement instruments. This is the most significant limitation for empirical development. Without operationalisation, ARA's constructs cannot be measured, its relationships cannot be tested, and its claims cannot be confirmed or refuted. ARA identifies three priority operationalisation targets. First, a Keeper Rhythm Index, a structured self-report instrument measuring the consistency, frequency, and distribution of keeper care behaviours over time, would provide a validated measure of the Keeper Rhythm construct that could be correlated with system outcome variables. Second, a System Phase Assessment rubric, an observational protocol based on the operationally defined phase characteristics described in Section 4, would provide a standardised method for phase classification that is independent of parameter values and replicable across different system types. Third, a Preclinical Indicator Checklist, a species-grouped behavioural observation instrument, would provide a structured method for recording the livestock welfare signals that ARA treats as primary ecological data. Development of these instruments would require collaboration between aquarium hobbyist communities, fish welfare researchers, and psychologists with expertise in behavioural measurement. The citizen science infrastructure described in Section 8.4 would provide the distributed data collection environment necessary for instrument validation across the range of system types and keeper contexts that ARA is designed to address.</w:t>
+        <w:t>The constructs central to ARA, rhythm coherence, microbiome depth, ecological forgiveness, keeper capacity, system phase, are defined conceptually in this paper but have not been operationalised into validated measurement instruments. This is the most significant limitation for empirical development. Without operationalisation, ARA's constructs cannot be measured, its relationships cannot be tested, and its claims cannot be confirmed or refuted. ARA identifies three priority operationalisation targets. First, a Keeper Rhythm Index, a structured self-report instrument measuring the consistency, frequency, and distribution of keeper care behaviours over time, would provide a validated measure of the Keeper Rhythm construct that could be correlated with system outcome variables. Second, a System Phase Assessment rubric, an observational protocol based on the operationally defined phase characteristics described in Section 4, would provide a standardised method for phase classification that is independent of parameter values and replicable across different system types. Third, a Preclinical Indicator Checklist, a species-grouped behavioural observation instrument, would provide a structured method for recording the livestock welfare signals that ARA treats as primary ecological data. Development of these instruments would require collaboration between aquarium hobbyist communities, fish welfare researchers, and psychologists with expertise in behavioural measurement. The citizen science infrastructure described in Section 8.4 would provide the distributed data collection environment necessary for instrument validation across the range of system types and keeper contexts that ARA is designed to address. A preliminary proposed diagnostic framework, including a Phase Assessment Guide, Domain Friction Checklist, and Pre-Intervention Reasoning Template, is presented in Appendix A of this paper as a proposed direction for this operationalisation work.</w:t>
       </w:r>
     </w:p>
     <w:p>
@@ -2043,7 +2043,7 @@
         <w:rPr>
           <w:rtl w:val="0"/>
         </w:rPr>
-        <w:t xml:space="preserve">ARA generates a research agenda organised across three phases of empirical development. Phase 1 involves construct operationalisation and instrument development: the creation and preliminary validation of the Keeper Rhythm Index, System Phase Assessment rubric, and Preclinical Indicator Checklist. Phase 2 involves correlational research: the testing of ARA’s central relational claims — that keeper rhythm consistency predicts system phase progression; that system phase moderates the relationship between keeper inconsistency and livestock welfare outcomes; and that stress accumulation patterns predict disease incidence independently of parameter values — using the instruments developed in Phase 1. Phase 3 involves intervention research: the testing of ARA-informed educational and guidance interventions against conventional parameter-based approaches, using keeper competence, system stability, and livestock welfare as outcome variables. This research agenda is not proposed as a fixed programme, but as a flexible starting structure for empirical development. The specific site, population, institutional setting, and methodological pathway are intentionally left open at this stage, so that subsequent research design can be shaped in dialogue with collaborators whose disciplinary expertise, field access, and methodological priorities may reveal stronger or more appropriate directions than those currently anticipated. This openness is consistent with the framework’s current status as a conceptual model: ARA is intended to provide a clear empirical pathway without prematurely narrowing the contexts in which that pathway may be pursued.</w:t>
+        <w:t>ARA generates a research agenda organised across three phases of empirical development. Phase 1 involves construct operationalisation and instrument development: the creation and preliminary validation of the Keeper Rhythm Index, System Phase Assessment rubric, and Preclinical Indicator Checklist. Phase 2 involves correlational research: the testing of ARA’s central relational claims — that keeper rhythm consistency predicts system phase progression; that system phase moderates the relationship between keeper inconsistency and livestock welfare outcomes; and that stress accumulation patterns predict disease incidence independently of parameter values — using the instruments developed in Phase 1. Phase 3 involves intervention research: the testing of ARA-informed educational and guidance interventions against conventional parameter-based approaches, using keeper competence, system stability, and livestock welfare as outcome variables. This research agenda is not proposed as a fixed programme, but as a flexible starting structure for empirical development. The specific site, population, institutional setting, and methodological pathway are intentionally left open at this stage, so that subsequent research design can be shaped in dialogue with collaborators whose disciplinary expertise, field access, and methodological priorities may reveal stronger or more appropriate directions than those currently anticipated. This openness is consistent with the framework’s current status as a conceptual model: ARA is intended to provide a clear empirical pathway without prematurely narrowing the contexts in which that pathway may be pursued. A preliminary version of these proposed instruments is presented in Appendix A of this paper.</w:t>
       </w:r>
     </w:p>
     <w:p>
@@ -2122,6 +2122,710 @@
           <w:rtl w:val="0"/>
         </w:rPr>
         <w:t xml:space="preserve">Amal, M. N. A., Zamri-Saad, M., Siti-Zahrah, A., &amp; Zulkafli, A. R. (2021). An update on the ornamental fish industry in Malaysia: Aeromonas hydrophila-associated disease and its treatment control. Antibiotics, 10(6), 641. https://doi.org/10.3390/antibiotics10060641 Berger-Tal, O., Polak, T., Oron, A., Lubin, Y., Kotler, B. P., &amp; Saltz, D. (2011). Integrating animal behavior and conservation biology: A conceptual framework. Behavioral Ecology, 22(2), 236–239. https://doi.org/10.1093/beheco/arq224 Breines, J. G., &amp; Chen, S. (2012). Self-compassion increases self-improvement motivation. Personality and Social Psychology Bulletin, 38(9), 1133–1143. https://doi.org/10.1177/0146167212445599 Brown, C. (2015). Fish intelligence, sentience and ethics. Animal Cognition, 18(1), 1–17. https://doi.org/10.1007/s10071-014-0761-0 Carpenter, S. R., Walker, B., Anderies, J. M., &amp; Abel, N. (2001). From metaphor to measurement: Resilience of what to what? Ecosystems, 4(8), 765–781. https://doi.org/10.1007/s10021-001-0045-9 Clements, H., Valentin, S., Jenkins, N., Rankin, J., Baker, J. S., Gee, N., Snellgrove, D., &amp; Sloman, K. (2019). The effects of interacting with fish in aquariums on human health and well-being: A systematic review. PLoS ONE, 14(7), e0220524. https://doi.org/10.1371/journal.pone.0220524 Cox, D. T. C., Shanahan, D. F., Hudson, H. L., Plummer, K. E., Siriwardena, G. M., Fuller, R. A., Anderson, K., Hancock, S., &amp; Gaston, K. J. (2017). Doses of neighborhood nature: The benefits for mental health of living with nature. BioScience, 67(2), 147–155. https://doi.org/10.1093/biosci/biw173 Cracknell, D., White, M. P., Pahl, S., Nichols, W. J., &amp; Depledge, M. H. (2016). Marine biota and psychological well-being: A preliminary examination of dose–“response effects in an aquarium setting. Environment and Behavior, 48(10), 1242–1269. https://doi.org/10.1177/0013916515597512 Cracknell, D., White, M. P., Pahl, S., &amp; Depledge, M. H. (2017). A preliminary investigation into the restorative potential of public aquaria exhibits: A UK student-based study. Landscape Research, 42(1), 18–32. https://doi.org/10.1080/01426397.2016.1243575 Deci, E. L., Koestner, R., &amp; Ryan, R. M. (1999). A meta-analytic review of experiments examining the effects of extrinsic rewards on intrinsic motivation. Psychological Bulletin, 125(6), 627–668. https://doi.org/10.1037/0033-2909.125.6.627 Deci, E. L., &amp; Ryan, R. M. (2000). The –what– and –why– of goal pursuits: Human needs and the self-determination of behavior. Psychological Inquiry, 11(4), 227–268. https://doi.org/10.1207/S15327965PLI1104_01 Gunderson, L. H., &amp; Holling, C. S. (Eds.). (2002). Panarchy: Understanding transformations in human and natural systems. Island Press. Holling, C. S. (1973). Resilience and stability of ecological systems. Annual Review of Ecology and Systematics, 4, 1–23. https://doi.org/10.1146/annurev.es.04.110173.000245 Iigo, M., &amp; Tabata, M. (1996). Circadian rhythms of locomotor activity in the goldfish Carassius auratus. Physiology &amp; Behavior, 60(3), 775–781. https://doi.org/10.1016/S0031-9384(96)00131-X Kaplan, R., &amp; Kaplan, S. (1989). The experience of nature: A psychological perspective. Cambridge University Press. Kaplan, S. (1995). The restorative benefits of nature: Toward an integrative framework. Journal of Environmental Psychology, 15(3), 169–182. https://doi.org/10.1016/0272-4944(95)90001-2 Manfredo, M. J., Teel, T. L., Gavin, M., &amp; Fulton, D. (2020). How humans think about wildlife: Implications for wildlife management. Human Dimensions of Wildlife, 25(3), 183–199. https://doi.org/10.1080/10871209.2020.1729462 Marchio, E. A. (2018). The art of aquarium keeping communicates science and conservation. Frontiers in Communication, 3, 17. https://doi.org/10.3389/fcomm.2018.00017 Moura, R. L., Fernandez, W. S., Brito, F. P., &amp; Amado-Filho, G. M. (2022). Marine or freshwater: The role of ornamental fish keeper's preferences in the conservation of aquatic organisms in Brazil. PeerJ, 10, e14081. https://doi.org/10.7717/peerj.14081 Neff, K. D. (2003). Self-compassion: An alternative conceptualization of a healthy attitude toward oneself. Self and Identity, 2(2), 85–101. https://doi.org/10.1080/15298860309032 Neff, K. D., &amp; Germer, C. K. (2013). A pilot study and randomized controlled trial of the mindful self-compassion program. Journal of Clinical Psychology, 69(1), 28–44. https://doi.org/10.1002/jclp.21923 Nichols, W. J. (2014). Blue mind: The surprising science that shows how being near, in, on, or under water can make you happier, healthier, more connected, and better at what you do. Little, Brown. Nisbet, E. K., Zelenski, J. M., &amp; Murphy, S. A. (2011). Happiness is in our nature: Exploring nature relatedness as a contributor to subjective well-being. Journal of Happiness Studies, 12(2), 303–322. https://doi.org/10.1007/s10902-010-9197-7 Oldfield, R. G., &amp; Bonano, P. (2024). Psychological and social well-being of bony fishes in zoos and aquariums. Animal Sentience, 36(1). https://doi.org/10.51291/2377-7478.1826 Patin, N. V., Pratte, Z. A., Regensburger, M., Hall, E., Gilde, K., Dove, A. D. M., &amp; Stewart, F. J. (2018). Microbiome dynamics in a large artificial seawater aquarium. Applied and Environmental Microbiology, 84(10), e00179-18. https://doi.org/10.1128/AEM.00179-18 Pickett, S. T. A., &amp; White, P. S. (Eds.). (1985). The ecology of natural disturbance and patch dynamics. Academic Press. Pimm, S. L. (1984). The complexity and stability of ecosystems. Nature, 307, 321–326. https://doi.org/10.1038/307321a0 Rey Planellas, S., Imsland, A. K. D., Mota, V. C., &amp; Erikson, U. (2026). Fish welfare in a changing world: New developments and current challenges. Journal of Fish Biology. https://doi.org/10.1111/jfb.70423 Rhyne, A. L., Tlusty, M. F., Schofield, P. J., Kaufman, L., Morris, J. A., Jr., &amp; Bruckner, A. W. (2012). Revealing the appetite of the marine aquarium fish trade: The volume and biodiversity of fish imported into the United States. PLoS ONE, 7(5), e35808. https://doi.org/10.1371/journal.pone.0035808 Rose, P. E., Brereton, J. E., &amp; Croft, D. P. (2023). Measuring welfare in captive fish: What are the challenges and can we overcome them? Frontiers in Veterinary Science, 10, 1060720. https://doi.org/10.3389/fvets.2023.1060720 Saba, A. O., Ismail, A., Zulkifli, S. Z., Halim, M. R. A., Wahid, N. A. A., &amp; Amal, M. N. A. (2020). Species composition and invasion risks of alien ornamental freshwater fishes from pet stores in Klang Valley, Malaysia. Scientific Reports, 10, 16939. https://doi.org/10.1038/s41598-020-73810-y Saba, A. O., Ismail, A., Zulkifli, S. Z., Shohaimi, S., &amp; Amal, M. N. A. (2021). Economic contribution and attitude towards alien freshwater ornamental fishes of pet store owners in Klang Valley, Malaysia. PeerJ, 9, e10643. https://doi.org/10.7717/peerj.10643 Sheringham, O., Edmonds, N. J., &amp; Currie, J. (2023). Survey indicates large proportion of fishkeeping hobbyists engaged in producing ornamental fish. Aquaculture Reports, 29, 101514. https://doi.org/10.1016/j.aqrep.2023.101514 Sterman, J. D. (2000). Business dynamics: Systems thinking and modeling for a complex world. McGraw-Hill. Tangney, J. P., Stuewig, J., &amp; Mashek, D. J. (2007). Moral emotions and moral behavior. Annual Review of Psychology, 58, 345–372. https://doi.org/10.1146/annurev.psych.56.091103.070145 Tlusty, M. F., Rhyne, A. L., Kaufman, L., Hutchins, M., Reid, G. M., Andrews, C., Boyle, P., Hemdal, J., McGilvray, F., &amp; Dowd, S. (2013). Opportunities for public aquariums to increase the sustainability of the aquatic animal trade. Zoo Biology, 32(1), 1–12. https://doi.org/10.1002/zoo.21019 Vera, L. M., Negrini, P., Zagami, M. A., Migaud, H., &amp; Sánchez-Vázquez, F. J. (2013). Circadian rhythms of locomotor activity and daily rhythms of clock gene expression in the brain of Sparus aurata. Chronobiology International, 30(1–2), 75–83. https://doi.org/10.3109/07420528.2012.728662 Wilson, E. O. (1984). Biophilia. Harvard University Press. Muhammad Nur Hazim bin Harun (2025). Aquatic Rhythm Alignment (ARA): A Behaviour-Aware Ecological Conceptual Framework for Human-Maintained Closed Aquatic Micro-Ecosystems. aquaticrhythm.com.</w:t>
+      </w:r>
+    </w:p>
+    <w:p>
+      <w:pPr/>
+      <w:r>
+        <w:br w:type="page"/>
+      </w:r>
+    </w:p>
+    <w:p>
+      <w:pPr>
+        <w:pStyle w:val="Heading1"/>
+      </w:pPr>
+      <w:r>
+        <w:t>APPENDIX A</w:t>
+      </w:r>
+    </w:p>
+    <w:p>
+      <w:pPr/>
+      <w:r>
+        <w:t>Toward a Diagnostic Framework for ARA: Preliminary Proposals</w:t>
+      </w:r>
+    </w:p>
+    <w:p>
+      <w:pPr/>
+      <w:r>
+        <w:rPr>
+          <w:i/>
+        </w:rPr>
+        <w:t>The instruments proposed in this appendix represent a preliminary direction for the empirical development of ARA's diagnostic capacity, as identified in Section 9.2 and 9.5 of this paper. They have not been empirically validated and should be treated as structured proposals rather than established tools. Their inclusion here is intended to make the direction of future instrument development explicit and to provide keepers and researchers with a working starting point.</w:t>
+      </w:r>
+    </w:p>
+    <w:p>
+      <w:pPr>
+        <w:pStyle w:val="Heading2"/>
+      </w:pPr>
+      <w:r>
+        <w:t>A.1 Phase Assessment Guide</w:t>
+      </w:r>
+    </w:p>
+    <w:p>
+      <w:pPr/>
+      <w:r>
+        <w:t>The following behavioral and temporal indicators are proposed as observational markers for phase identification. These indicators describe system behavior rather than specific parameter values, consistent with ARA's pattern-recognition approach. Phase assessment is intended as an ongoing observational practice, not a single classification event.</w:t>
+      </w:r>
+    </w:p>
+    <w:p>
+      <w:pPr>
+        <w:pStyle w:val="Heading3"/>
+      </w:pPr>
+      <w:r>
+        <w:t>Early Phase Indicators</w:t>
+      </w:r>
+    </w:p>
+    <w:p>
+      <w:pPr/>
+      <w:r>
+        <w:t>Parameter readings fluctuate significantly between measurements despite consistent care. Recovery following minor disturbance (small water change, introduction of new livestock) extends beyond 48 hours. Algae growth is rapid and shifts in type over short periods. Livestock behavior shows signs of adjustment stress: reduced feeding response, unusual positioning, elevated surface activity. Biological filtration has not established consistent ammonia and nitrite processing.</w:t>
+      </w:r>
+    </w:p>
+    <w:p>
+      <w:pPr>
+        <w:pStyle w:val="Heading3"/>
+      </w:pPr>
+      <w:r>
+        <w:t>Developing Phase Indicators</w:t>
+      </w:r>
+    </w:p>
+    <w:p>
+      <w:pPr/>
+      <w:r>
+        <w:t>Parameter fluctuations narrow; values become more predictable between measurements. Recovery following minor disturbance shortens toward 24 to 48 hours. Algae growth slows and begins to express in more stable patterns. Livestock feeding response normalises; social hierarchies stabilise. The keeper begins to recognise repeating patterns in system behavior across weeks.</w:t>
+      </w:r>
+    </w:p>
+    <w:p>
+      <w:pPr>
+        <w:pStyle w:val="Heading3"/>
+      </w:pPr>
+      <w:r>
+        <w:t>Mature Phase Indicators</w:t>
+      </w:r>
+    </w:p>
+    <w:p>
+      <w:pPr/>
+      <w:r>
+        <w:t>Parameters remain stable with minimal keeper intervention; self-correcting behavior is observable after minor fluctuations. Recovery following moderate disturbance occurs within 24 hours without escalation. Algae growth reaches stable equilibrium — present but not accelerating. Livestock behavior is consistent and predictable across varying keeper schedule. Keeper intervention produces diminishing rather than escalating returns over time.</w:t>
+      </w:r>
+    </w:p>
+    <w:p>
+      <w:pPr>
+        <w:pStyle w:val="Heading3"/>
+      </w:pPr>
+      <w:r>
+        <w:t>False Maturity Indicators</w:t>
+      </w:r>
+    </w:p>
+    <w:p>
+      <w:pPr/>
+      <w:r>
+        <w:t>Apparent stability is maintained only under consistent, high-effort care. Minor reductions in care frequency produce disproportionate system responses. Recovery following disturbance requires significant intervention rather than self-correction. The system shows no evidence of accumulated ecological depth despite apparent age: it has not become more forgiving over time.</w:t>
+      </w:r>
+    </w:p>
+    <w:p>
+      <w:pPr>
+        <w:pStyle w:val="Heading3"/>
+      </w:pPr>
+      <w:r>
+        <w:t>Phase Regression Indicators</w:t>
+      </w:r>
+    </w:p>
+    <w:p>
+      <w:pPr/>
+      <w:r>
+        <w:t>Parameters that were previously stable become variable without keeper input change. Recovery time following minor disturbance extends unexpectedly. Livestock behavior shifts: reduced feeding, unusual activity patterns, increased conflict. The system requires increased keeper input to maintain the parameter range previously held without effort.</w:t>
+      </w:r>
+    </w:p>
+    <w:p>
+      <w:pPr>
+        <w:pStyle w:val="Heading2"/>
+      </w:pPr>
+      <w:r>
+        <w:t>A.2 Domain Friction Checklist</w:t>
+      </w:r>
+    </w:p>
+    <w:p>
+      <w:pPr/>
+      <w:r>
+        <w:t>For each of the seven Alignment Domains, the following paired indicators describe alignment versus misalignment signals. These are observation prompts, not diagnostic conclusions. The checklist is intended to be used as a structured walk-through when instability is sensed but not yet located — working through all seven domains, not only the one where a symptom is first visible.</w:t>
+      </w:r>
+    </w:p>
+    <w:p>
+      <w:pPr>
+        <w:pStyle w:val="Heading3"/>
+      </w:pPr>
+      <w:r>
+        <w:t>1. Water Quality</w:t>
+      </w:r>
+    </w:p>
+    <w:p>
+      <w:pPr/>
+      <w:r>
+        <w:t>Alignment signals: Parameters trend stable within established range; minor fluctuations self-correct without intervention; water clarity is consistent across the observation period.</w:t>
+      </w:r>
+    </w:p>
+    <w:p>
+      <w:pPr/>
+      <w:r>
+        <w:t>Misalignment signals: Parameters drift toward boundary values despite consistent care; water clarity changes unexpectedly; chemical treatment does not produce the expected response or effect persists for a shorter time than previously observed.</w:t>
+      </w:r>
+    </w:p>
+    <w:p>
+      <w:pPr>
+        <w:pStyle w:val="Heading3"/>
+      </w:pPr>
+      <w:r>
+        <w:t>2. Biological Load</w:t>
+      </w:r>
+    </w:p>
+    <w:p>
+      <w:pPr/>
+      <w:r>
+        <w:t>Alignment signals: Waste production is processed without parameter spikes; feeding frequency matches system processing capacity; stocking density is stable relative to system phase.</w:t>
+      </w:r>
+    </w:p>
+    <w:p>
+      <w:pPr/>
+      <w:r>
+        <w:t>Misalignment signals: Ammonia, nitrite, or nitrate accumulates at a rate that exceeds historical pattern; algae growth accelerates without keeper input change; filter maintenance cycle shortens unexpectedly.</w:t>
+      </w:r>
+    </w:p>
+    <w:p>
+      <w:pPr>
+        <w:pStyle w:val="Heading3"/>
+      </w:pPr>
+      <w:r>
+        <w:t>3. Livestock Behaviour</w:t>
+      </w:r>
+    </w:p>
+    <w:p>
+      <w:pPr/>
+      <w:r>
+        <w:t>Alignment signals: Feeding response is consistent across observation periods; activity patterns are predictable; social dynamics among livestock are stable.</w:t>
+      </w:r>
+    </w:p>
+    <w:p>
+      <w:pPr/>
+      <w:r>
+        <w:t>Misalignment signals: Reduced feeding response without an apparent cause; behavioral changes including hiding, surface activity, or increased aggression without stocking change; established groupings or territories shift.</w:t>
+      </w:r>
+    </w:p>
+    <w:p>
+      <w:pPr>
+        <w:pStyle w:val="Heading3"/>
+      </w:pPr>
+      <w:r>
+        <w:t>4. Nutrient and Chemical Balance</w:t>
+      </w:r>
+    </w:p>
+    <w:p>
+      <w:pPr/>
+      <w:r>
+        <w:t>Alignment signals: Algae composition is stable in type and distribution; plant growth rate is consistent; chemical balance is maintained without frequent intervention.</w:t>
+      </w:r>
+    </w:p>
+    <w:p>
+      <w:pPr/>
+      <w:r>
+        <w:t>Misalignment signals: Algae type or distribution changes; plant growth rate accelerates or declines; recurring chemical imbalance returns within a shorter interval after correction than previously observed.</w:t>
+      </w:r>
+    </w:p>
+    <w:p>
+      <w:pPr>
+        <w:pStyle w:val="Heading3"/>
+      </w:pPr>
+      <w:r>
+        <w:t>5. Environmental Structure</w:t>
+      </w:r>
+    </w:p>
+    <w:p>
+      <w:pPr/>
+      <w:r>
+        <w:t>Alignment signals: Livestock occupies established territories and rest positions consistently; flow and coverage appear matched to livestock behavioral needs.</w:t>
+      </w:r>
+    </w:p>
+    <w:p>
+      <w:pPr/>
+      <w:r>
+        <w:t>Misalignment signals: Livestock avoids previously occupied areas; unusual congregation at surface, corners, or in-flow zones; territorial conflict increases without stocking change.</w:t>
+      </w:r>
+    </w:p>
+    <w:p>
+      <w:pPr>
+        <w:pStyle w:val="Heading3"/>
+      </w:pPr>
+      <w:r>
+        <w:t>6. Technology</w:t>
+      </w:r>
+    </w:p>
+    <w:p>
+      <w:pPr/>
+      <w:r>
+        <w:t>Alignment signals: Equipment operates within expected output parameters; maintenance cycle is predictable; no unexpected interventions required between scheduled maintenance.</w:t>
+      </w:r>
+    </w:p>
+    <w:p>
+      <w:pPr/>
+      <w:r>
+        <w:t>Misalignment signals: Equipment output changes without keeper input change; maintenance frequency increases; keeper is relying on equipment readings rather than direct system observation to assess system state.</w:t>
+      </w:r>
+    </w:p>
+    <w:p>
+      <w:pPr>
+        <w:pStyle w:val="Heading3"/>
+      </w:pPr>
+      <w:r>
+        <w:t>7. Human Rhythm</w:t>
+      </w:r>
+    </w:p>
+    <w:p>
+      <w:pPr/>
+      <w:r>
+        <w:t>Alignment signals: Care tasks are completed consistently across varying keeper circumstances; observation precedes intervention; care rhythm is matched to the system's current phase demands.</w:t>
+      </w:r>
+    </w:p>
+    <w:p>
+      <w:pPr/>
+      <w:r>
+        <w:t>Misalignment signals: Care tasks accumulate and are completed in compensatory bursts; interventions are reactive rather than pattern-based; keeper schedule and system demands are increasingly mismatched across the observation period.</w:t>
+      </w:r>
+    </w:p>
+    <w:p>
+      <w:pPr>
+        <w:pStyle w:val="Heading2"/>
+      </w:pPr>
+      <w:r>
+        <w:t>A.3 Pre-Intervention Reasoning Template</w:t>
+      </w:r>
+    </w:p>
+    <w:p>
+      <w:pPr/>
+      <w:r>
+        <w:t>Before initiating any corrective action, ARA proposes that keepers work through the following five questions in sequence. This template operationalises the alignment principles in a practical decision context. The template is not a checklist to be completed quickly; it is a reasoning sequence designed to interrupt the reactive pattern that ARA's alignment principles are intended to replace.</w:t>
+      </w:r>
+    </w:p>
+    <w:p>
+      <w:pPr>
+        <w:pStyle w:val="Heading3"/>
+      </w:pPr>
+      <w:r>
+        <w:t>Question 1: Which ecological rhythm is affected?</w:t>
+      </w:r>
+    </w:p>
+    <w:p>
+      <w:pPr/>
+      <w:r>
+        <w:t>Identify which of the five rhythms — Water, Biological, Environmental, Livestock, or Keeper — is showing disruption. A symptom may be visible in one rhythm while originating in another. Begin by naming the rhythm where the signal first appeared, not the rhythm where action seems most obvious.</w:t>
+      </w:r>
+    </w:p>
+    <w:p>
+      <w:pPr>
+        <w:pStyle w:val="Heading3"/>
+      </w:pPr>
+      <w:r>
+        <w:t>Question 2: Which alignment domain shows the symptom?</w:t>
+      </w:r>
+    </w:p>
+    <w:p>
+      <w:pPr/>
+      <w:r>
+        <w:t>Locate the domain where the symptom is first visible. This is the starting point for tracing origin, not necessarily the corrective target. Use the Domain Friction Checklist (A.2) if the domain is not immediately clear.</w:t>
+      </w:r>
+    </w:p>
+    <w:p>
+      <w:pPr>
+        <w:pStyle w:val="Heading3"/>
+      </w:pPr>
+      <w:r>
+        <w:t>Question 3: Is this where the problem originated, or where it became visible?</w:t>
+      </w:r>
+    </w:p>
+    <w:p>
+      <w:pPr/>
+      <w:r>
+        <w:t>Apply the Origin Before Expression principle: trace the symptom backward through domain pathways before selecting a corrective target. The domain where a problem becomes visible is frequently not the domain where it began. Treating the visible symptom without tracing its origin is the most common source of recurring instability in keeper-managed systems.</w:t>
+      </w:r>
+    </w:p>
+    <w:p>
+      <w:pPr>
+        <w:pStyle w:val="Heading3"/>
+      </w:pPr>
+      <w:r>
+        <w:t>Question 4: What is the system's current phase?</w:t>
+      </w:r>
+    </w:p>
+    <w:p>
+      <w:pPr/>
+      <w:r>
+        <w:t>Phase affects the appropriate response threshold. An Early Phase system experiencing parameter fluctuation may be exhibiting normal developmental behavior that does not require intervention. A Mature Phase system showing the same fluctuation may be signaling genuine misalignment. The same observation carries different diagnostic weight depending on phase.</w:t>
+      </w:r>
+    </w:p>
+    <w:p>
+      <w:pPr>
+        <w:pStyle w:val="Heading3"/>
+      </w:pPr>
+      <w:r>
+        <w:t>Question 5: Is now the right moment for intervention?</w:t>
+      </w:r>
+    </w:p>
+    <w:p>
+      <w:pPr/>
+      <w:r>
+        <w:t>Apply Timing Before Technique: consider whether acting at this moment — given current system state, recent disturbance history, and keeper capacity — is likely to support or disrupt the system's self-correcting processes. Not all identified misalignment requires immediate response. Observation across two or more cycles before acting is frequently more productive than early intervention.</w:t>
+      </w:r>
+    </w:p>
+    <w:p>
+      <w:pPr/>
+      <w:r>
+        <w:br w:type="page"/>
+      </w:r>
+    </w:p>
+    <w:p>
+      <w:pPr>
+        <w:pStyle w:val="Heading1"/>
+      </w:pPr>
+      <w:r>
+        <w:t>APPENDIX B</w:t>
+      </w:r>
+    </w:p>
+    <w:p>
+      <w:pPr/>
+      <w:r>
+        <w:t>ARA in Marine and Reef Contexts: A Translation Guide</w:t>
+      </w:r>
+    </w:p>
+    <w:p>
+      <w:pPr/>
+      <w:r>
+        <w:rPr>
+          <w:i/>
+        </w:rPr>
+        <w:t>This translation guide is preliminary. ARA's foundational framework was developed primarily through observation of freshwater systems, and the specific examples throughout the main paper are freshwater-centric as acknowledged in Section 2.2. The core rhythms, phases, and alignment principles are held to apply universally across aquatic micro-ecosystem types, but their specific expressions in marine and reef systems differ substantially from freshwater contexts. This appendix maps those differences at a structural level. Reef-specific content will be refined and expanded as ARA's empirical base extends to marine and reef keeper communities.</w:t>
+      </w:r>
+    </w:p>
+    <w:p>
+      <w:pPr>
+        <w:pStyle w:val="Heading2"/>
+      </w:pPr>
+      <w:r>
+        <w:t>B.1 The Five Ecological Rhythms in Marine and Reef Systems</w:t>
+      </w:r>
+    </w:p>
+    <w:p>
+      <w:pPr/>
+      <w:r>
+        <w:t>The following table maps each of ARA's five ecological rhythms to its expression in freshwater systems and its substantially different expression in marine and reef systems. The table does not repeat content covered in the main paper; it identifies the dimensions of each rhythm that are specific to, or substantially amplified in, marine and reef contexts.</w:t>
+      </w:r>
+    </w:p>
+    <w:tbl>
+      <w:tblPr>
+        <w:tblW w:type="auto" w:w="0"/>
+        <w:tblLook w:firstColumn="1" w:firstRow="1" w:lastColumn="0" w:lastRow="0" w:noHBand="0" w:noVBand="1" w:val="04A0"/>
+      </w:tblPr>
+      <w:tblGrid>
+        <w:gridCol w:w="3009"/>
+        <w:gridCol w:w="3009"/>
+        <w:gridCol w:w="3009"/>
+      </w:tblGrid>
+      <w:tr>
+        <w:tc>
+          <w:tcPr>
+            <w:tcW w:type="dxa" w:w="3009"/>
+          </w:tcPr>
+          <w:p>
+            <w:r>
+              <w:rPr>
+                <w:b/>
+              </w:rPr>
+              <w:t>Rhythm</w:t>
+            </w:r>
+          </w:p>
+        </w:tc>
+        <w:tc>
+          <w:tcPr>
+            <w:tcW w:type="dxa" w:w="3009"/>
+          </w:tcPr>
+          <w:p>
+            <w:r>
+              <w:rPr>
+                <w:b/>
+              </w:rPr>
+              <w:t>Freshwater Expression</w:t>
+            </w:r>
+          </w:p>
+        </w:tc>
+        <w:tc>
+          <w:tcPr>
+            <w:tcW w:type="dxa" w:w="3009"/>
+          </w:tcPr>
+          <w:p>
+            <w:r>
+              <w:rPr>
+                <w:b/>
+              </w:rPr>
+              <w:t>Marine / Reef Differences</w:t>
+            </w:r>
+          </w:p>
+        </w:tc>
+      </w:tr>
+      <w:tr>
+        <w:tc>
+          <w:tcPr>
+            <w:tcW w:type="dxa" w:w="3009"/>
+          </w:tcPr>
+          <w:p>
+            <w:r>
+              <w:t>Water Rhythm</w:t>
+            </w:r>
+          </w:p>
+        </w:tc>
+        <w:tc>
+          <w:tcPr>
+            <w:tcW w:type="dxa" w:w="3009"/>
+          </w:tcPr>
+          <w:p>
+            <w:r>
+              <w:t>Regular water changes; parameter stability across pH, ammonia, nitrite, nitrate, and hardness.</w:t>
+            </w:r>
+          </w:p>
+        </w:tc>
+        <w:tc>
+          <w:tcPr>
+            <w:tcW w:type="dxa" w:w="3009"/>
+          </w:tcPr>
+          <w:p>
+            <w:r>
+              <w:t>Addition of salinity management and evaporation compensation (auto top-off); alkalinity, calcium, and magnesium as continuous cycling parameters; trace element depletion patterns; protein skimmer output as a rhythm indicator alongside water change frequency.</w:t>
+            </w:r>
+          </w:p>
+        </w:tc>
+      </w:tr>
+      <w:tr>
+        <w:tc>
+          <w:tcPr>
+            <w:tcW w:type="dxa" w:w="3009"/>
+          </w:tcPr>
+          <w:p>
+            <w:r>
+              <w:t>Biological Rhythm</w:t>
+            </w:r>
+          </w:p>
+        </w:tc>
+        <w:tc>
+          <w:tcPr>
+            <w:tcW w:type="dxa" w:w="3009"/>
+          </w:tcPr>
+          <w:p>
+            <w:r>
+              <w:t>Nitrogen cycle establishment; bacterial colonisation of filter media; algae succession sequence.</w:t>
+            </w:r>
+          </w:p>
+        </w:tc>
+        <w:tc>
+          <w:tcPr>
+            <w:tcW w:type="dxa" w:w="3009"/>
+          </w:tcPr>
+          <w:p>
+            <w:r>
+              <w:t>Extended maturation of live rock microbial communities; establishment of coral-zooxanthellae symbiosis; cleanup crew (CUC) population dynamics as a biological rhythm component; coral fragment recovery and integration cycles.</w:t>
+            </w:r>
+          </w:p>
+        </w:tc>
+      </w:tr>
+      <w:tr>
+        <w:tc>
+          <w:tcPr>
+            <w:tcW w:type="dxa" w:w="3009"/>
+          </w:tcPr>
+          <w:p>
+            <w:r>
+              <w:t>Environmental Rhythm</w:t>
+            </w:r>
+          </w:p>
+        </w:tc>
+        <w:tc>
+          <w:tcPr>
+            <w:tcW w:type="dxa" w:w="3009"/>
+          </w:tcPr>
+          <w:p>
+            <w:r>
+              <w:t>Lighting photoperiod; temperature stability; flow distribution across system.</w:t>
+            </w:r>
+          </w:p>
+        </w:tc>
+        <w:tc>
+          <w:tcPr>
+            <w:tcW w:type="dxa" w:w="3009"/>
+          </w:tcPr>
+          <w:p>
+            <w:r>
+              <w:t>PAR and PUR spectrum requirements that vary by coral type and position; randomised and high-variability flow as a biological requirement rather than preference; temperature precision more consequential; sandbed depth and turnover as environmental rhythm components.</w:t>
+            </w:r>
+          </w:p>
+        </w:tc>
+      </w:tr>
+      <w:tr>
+        <w:tc>
+          <w:tcPr>
+            <w:tcW w:type="dxa" w:w="3009"/>
+          </w:tcPr>
+          <w:p>
+            <w:r>
+              <w:t>Livestock Rhythm</w:t>
+            </w:r>
+          </w:p>
+        </w:tc>
+        <w:tc>
+          <w:tcPr>
+            <w:tcW w:type="dxa" w:w="3009"/>
+          </w:tcPr>
+          <w:p>
+            <w:r>
+              <w:t>Feeding response consistency; activity cycles; social hierarchy stability.</w:t>
+            </w:r>
+          </w:p>
+        </w:tc>
+        <w:tc>
+          <w:tcPr>
+            <w:tcW w:type="dxa" w:w="3009"/>
+          </w:tcPr>
+          <w:p>
+            <w:r>
+              <w:t>Addition of coral polyp extension and feeding response as primary health indicators; fish-coral and fish-invertebrate behavioural relationships; invertebrate molt cycles; coral fragment acclimation behaviour as a phase indicator.</w:t>
+            </w:r>
+          </w:p>
+        </w:tc>
+      </w:tr>
+      <w:tr>
+        <w:tc>
+          <w:tcPr>
+            <w:tcW w:type="dxa" w:w="3009"/>
+          </w:tcPr>
+          <w:p>
+            <w:r>
+              <w:t>Keeper Rhythm</w:t>
+            </w:r>
+          </w:p>
+        </w:tc>
+        <w:tc>
+          <w:tcPr>
+            <w:tcW w:type="dxa" w:w="3009"/>
+          </w:tcPr>
+          <w:p>
+            <w:r>
+              <w:t>Care schedule consistency; observation frequency and quality; intervention timing relative to system state.</w:t>
+            </w:r>
+          </w:p>
+        </w:tc>
+        <w:tc>
+          <w:tcPr>
+            <w:tcW w:type="dxa" w:w="3009"/>
+          </w:tcPr>
+          <w:p>
+            <w:r>
+              <w:t>The same principles apply with increased consequence. The interdependency of reef system components means that keeper rhythm misalignment becomes visible more rapidly and is more difficult to recover from than in freshwater equivalents.</w:t>
+            </w:r>
+          </w:p>
+        </w:tc>
+      </w:tr>
+    </w:tbl>
+    <w:p>
+      <w:pPr>
+        <w:pStyle w:val="Heading2"/>
+      </w:pPr>
+      <w:r>
+        <w:t>B.2 Alignment Domains with Substantially Different Expressions in Reef Systems</w:t>
+      </w:r>
+    </w:p>
+    <w:p>
+      <w:pPr/>
+      <w:r>
+        <w:t>Most of ARA's seven alignment domains apply directly to marine and reef systems with minimal translation required. Two domains differ substantially enough in their reef expression to warrant specific note.</w:t>
+      </w:r>
+    </w:p>
+    <w:p>
+      <w:pPr>
+        <w:pStyle w:val="Heading3"/>
+      </w:pPr>
+      <w:r>
+        <w:t>Technology Domain</w:t>
+      </w:r>
+    </w:p>
+    <w:p>
+      <w:pPr/>
+      <w:r>
+        <w:t>In reef systems, the Technology Domain expands significantly relative to freshwater contexts. Protein skimmers, calcium reactors, dosing pumps, refugiums, UV sterilisers, and integrated controller systems perform functions that in freshwater are either absent or handled by simpler equipment. The misalignment risk identified in ARA's technology alignment principle — that automation installed without genuine keeper understanding buffers the keeper from the observational information they need — is amplified in reef contexts, where automated systems may mask biological signals across multiple domains simultaneously. A reef keeper who relies on controller readings without understanding the biological processes the controller is monitoring occupies a state of technological dependence that is incompatible with the pattern-recognition approach ARA requires.</w:t>
+      </w:r>
+    </w:p>
+    <w:p>
+      <w:pPr>
+        <w:pStyle w:val="Heading3"/>
+      </w:pPr>
+      <w:r>
+        <w:t>Nutrient and Chemical Balance Domain</w:t>
+      </w:r>
+    </w:p>
+    <w:p>
+      <w:pPr/>
+      <w:r>
+        <w:t>In freshwater systems, this domain is primarily concerned with the nitrogen compound cycle and, in planted systems, macronutrient balance. In reef systems, the domain expands to include the alkalinity-calcium-magnesium relationship as the principal chemical framework sustaining coral calcification, phosphate and nitrate as parameters with both biological and coral health implications at different concentration levels, and trace element cycling including iodine, strontium, and potassium among others. The domain is substantially more complex in reef contexts, but ARA's core diagnostic principle — that imbalances in this domain are frequently downstream symptoms of misalignment originating in biological load or keeper rhythm — applies with equal force.</w:t>
+      </w:r>
+    </w:p>
+    <w:p>
+      <w:pPr>
+        <w:pStyle w:val="Heading2"/>
+      </w:pPr>
+      <w:r>
+        <w:t>B.3 Phase Dynamics in Reef Systems</w:t>
+      </w:r>
+    </w:p>
+    <w:p>
+      <w:pPr/>
+      <w:r>
+        <w:t>The three primary phases and the additional phase states defined in Section 4 of this paper apply to reef systems. The following notes identify where the expression of these states differs materially from freshwater contexts.</w:t>
+      </w:r>
+    </w:p>
+    <w:p>
+      <w:pPr>
+        <w:pStyle w:val="Heading3"/>
+      </w:pPr>
+      <w:r>
+        <w:t>Early Phase Duration and Intensity</w:t>
+      </w:r>
+    </w:p>
+    <w:p>
+      <w:pPr/>
+      <w:r>
+        <w:t>The Early Phase in reef systems is typically longer and more ecologically demanding than in freshwater equivalents. Live rock curing, the establishment of diverse microbial communities, and the algae succession sequence from diatoms through nuisance algae to coralline algae establishment may extend the Early Phase to six months or longer in systems intended for sensitive coral. The biological signals that indicate readiness to progress — stable microbial processing, consistent coralline algae growth, CUC equilibrium — are behavioral rather than parametric, consistent with ARA's phase assessment approach. Keepers who introduce sensitive livestock before biological rhythms are genuinely established in a reef system face risks of greater consequence and more limited recovery options than in freshwater equivalents.</w:t>
+      </w:r>
+    </w:p>
+    <w:p>
+      <w:pPr>
+        <w:pStyle w:val="Heading3"/>
+      </w:pPr>
+      <w:r>
+        <w:t>False Maturity in Reef Systems</w:t>
+      </w:r>
+    </w:p>
+    <w:p>
+      <w:pPr/>
+      <w:r>
+        <w:t>False Maturity is particularly common and particularly consequential in reef systems. A reef system may maintain apparent stability across several months — parameters testing within acceptable range, coral appearing healthy under normal observation — while accumulating biological debt that resolves only under stress. This pattern, sometimes described informally within the reef keeping community as a delayed crash, is a specific expression of False Maturity as defined in Section 4. Recognising the behavioral indicators of False Maturity — stability maintained by keeper effort rather than accumulated ecological depth, disproportionate system response to minor care reductions — is therefore especially valuable for reef keepers.</w:t>
+      </w:r>
+    </w:p>
+    <w:p>
+      <w:pPr>
+        <w:pStyle w:val="Heading3"/>
+      </w:pPr>
+      <w:r>
+        <w:t>Intentional Phase Reset in Reef Contexts</w:t>
+      </w:r>
+    </w:p>
+    <w:p>
+      <w:pPr/>
+      <w:r>
+        <w:t>Common reef-specific reset scenarios include the transition of a display system to a propagation or fragment grow-out system, the decommissioning of a dedicated breeding or conditioning system, and the scheduled replacement of live rock in aging systems where biological depth has become associated with accumulated nutrient loading. ARA's distinction between keeper-initiated reset and disruption-driven regression, as defined in Section 4.8, applies directly in each of these contexts.</w:t>
       </w:r>
     </w:p>
     <w:sectPr>
